--- a/Coding 1 - year/Unit 2 - Variables, Data Types & Expressions/Daily Lesson Plans/Word/Day 28.docx
+++ b/Coding 1 - year/Unit 2 - Variables, Data Types & Expressions/Daily Lesson Plans/Word/Day 28.docx
@@ -50,12 +50,15 @@
               </w:rPr>
               <w:t xml:space="preserve">Coding I — Full Year</w:t>
             </w:r>
-          </w:p>
-          <w:p>
-            <w:pPr>
-              <w:spacing w:before="40"/>
-              <w:jc w:val="center"/>
-            </w:pPr>
+            <w:r>
+              <w:rPr>
+                <w:rFonts w:ascii="Arial" w:cs="Arial" w:eastAsia="Arial" w:hAnsi="Arial"/>
+                <w:sz w:val="16"/>
+                <w:szCs w:val="16"/>
+              </w:rPr>
+              <w:br/>
+              <w:t xml:space="preserve"/>
+            </w:r>
             <w:r>
               <w:rPr>
                 <w:rFonts w:ascii="Arial" w:cs="Arial" w:eastAsia="Arial" w:hAnsi="Arial"/>
@@ -83,7 +86,7 @@
           <w:rFonts w:ascii="Arial" w:cs="Arial" w:eastAsia="Arial" w:hAnsi="Arial"/>
           <w:b/>
           <w:bCs/>
-          <w:color w:val="1F3864"/>
+          <w:color w:val="2B5797"/>
           <w:sz w:val="32"/>
           <w:szCs w:val="32"/>
         </w:rPr>
@@ -261,9 +264,9 @@
               <w:right w:val="single" w:color="CCCCCC" w:sz="1"/>
             </w:tcBorders>
             <w:tcMar>
-              <w:top w:type="dxa" w:w="60"/>
+              <w:top w:type="dxa" w:w="80"/>
               <w:left w:type="dxa" w:w="120"/>
-              <w:bottom w:type="dxa" w:w="60"/>
+              <w:bottom w:type="dxa" w:w="80"/>
               <w:right w:type="dxa" w:w="120"/>
             </w:tcMar>
           </w:tcPr>
@@ -290,20 +293,213 @@
               <w:right w:val="single" w:color="CCCCCC" w:sz="1"/>
             </w:tcBorders>
             <w:tcMar>
-              <w:top w:type="dxa" w:w="60"/>
+              <w:top w:type="dxa" w:w="80"/>
               <w:left w:type="dxa" w:w="120"/>
-              <w:bottom w:type="dxa" w:w="60"/>
+              <w:bottom w:type="dxa" w:w="80"/>
               <w:right w:type="dxa" w:w="120"/>
             </w:tcMar>
           </w:tcPr>
           <w:p>
-            <w:r>
-              <w:rPr>
-                <w:rFonts w:ascii="Arial" w:cs="Arial" w:eastAsia="Arial" w:hAnsi="Arial"/>
-                <w:sz w:val="20"/>
-                <w:szCs w:val="20"/>
+            <w:pPr>
+              <w:spacing w:after="80" w:before="80"/>
+            </w:pPr>
+            <w:r>
+              <w:rPr>
+                <w:rFonts w:ascii="Arial" w:cs="Arial" w:eastAsia="Arial" w:hAnsi="Arial"/>
+                <w:b/>
+                <w:bCs/>
+                <w:i w:val="false"/>
+                <w:iCs w:val="false"/>
+                <w:color w:val="000000"/>
+                <w:sz w:val="22"/>
+                <w:szCs w:val="22"/>
               </w:rPr>
               <w:t xml:space="preserve">Bell Ringer / Review</w:t>
+            </w:r>
+            <w:r>
+              <w:rPr>
+                <w:rFonts w:ascii="Arial" w:cs="Arial" w:eastAsia="Arial" w:hAnsi="Arial"/>
+                <w:sz w:val="20"/>
+                <w:szCs w:val="20"/>
+              </w:rPr>
+              <w:br/>
+              <w:t xml:space="preserve"/>
+            </w:r>
+            <w:r>
+              <w:rPr>
+                <w:rFonts w:ascii="Arial" w:cs="Arial" w:eastAsia="Arial" w:hAnsi="Arial"/>
+                <w:sz w:val="20"/>
+                <w:szCs w:val="20"/>
+              </w:rPr>
+              <w:br/>
+              <w:t xml:space="preserve"/>
+            </w:r>
+            <w:r>
+              <w:rPr>
+                <w:rFonts w:ascii="Arial" w:cs="Arial" w:eastAsia="Arial" w:hAnsi="Arial"/>
+                <w:b/>
+                <w:bCs/>
+                <w:i w:val="false"/>
+                <w:iCs w:val="false"/>
+                <w:color w:val="000000"/>
+                <w:sz w:val="20"/>
+                <w:szCs w:val="20"/>
+              </w:rPr>
+              <w:t xml:space="preserve">Quick Write </w:t>
+            </w:r>
+            <w:r>
+              <w:rPr>
+                <w:rFonts w:ascii="Arial" w:cs="Arial" w:eastAsia="Arial" w:hAnsi="Arial"/>
+                <w:b w:val="false"/>
+                <w:bCs w:val="false"/>
+                <w:i w:val="false"/>
+                <w:iCs w:val="false"/>
+                <w:color w:val="000000"/>
+                <w:sz w:val="20"/>
+                <w:szCs w:val="20"/>
+              </w:rPr>
+              <w:t xml:space="preserve">(3 min — written or verbal):</w:t>
+            </w:r>
+            <w:r>
+              <w:rPr>
+                <w:rFonts w:ascii="Arial" w:cs="Arial" w:eastAsia="Arial" w:hAnsi="Arial"/>
+                <w:sz w:val="20"/>
+                <w:szCs w:val="20"/>
+              </w:rPr>
+              <w:br/>
+              <w:t xml:space="preserve"/>
+            </w:r>
+            <w:r>
+              <w:rPr>
+                <w:rFonts w:ascii="Arial" w:cs="Arial" w:eastAsia="Arial" w:hAnsi="Arial"/>
+                <w:b w:val="false"/>
+                <w:bCs w:val="false"/>
+                <w:i w:val="false"/>
+                <w:iCs w:val="false"/>
+                <w:color w:val="000000"/>
+                <w:sz w:val="20"/>
+                <w:szCs w:val="20"/>
+              </w:rPr>
+              <w:t xml:space="preserve">    In your own words: Combine multiple operations in a single expression and understand operator precedence?</w:t>
+            </w:r>
+            <w:r>
+              <w:rPr>
+                <w:rFonts w:ascii="Arial" w:cs="Arial" w:eastAsia="Arial" w:hAnsi="Arial"/>
+                <w:sz w:val="20"/>
+                <w:szCs w:val="20"/>
+              </w:rPr>
+              <w:br/>
+              <w:t xml:space="preserve"/>
+            </w:r>
+            <w:r>
+              <w:rPr>
+                <w:rFonts w:ascii="Arial" w:cs="Arial" w:eastAsia="Arial" w:hAnsi="Arial"/>
+                <w:sz w:val="20"/>
+                <w:szCs w:val="20"/>
+              </w:rPr>
+              <w:br/>
+              <w:t xml:space="preserve"/>
+            </w:r>
+            <w:r>
+              <w:rPr>
+                <w:rFonts w:ascii="Arial" w:cs="Arial" w:eastAsia="Arial" w:hAnsi="Arial"/>
+                <w:b/>
+                <w:bCs/>
+                <w:i w:val="false"/>
+                <w:iCs w:val="false"/>
+                <w:color w:val="000000"/>
+                <w:sz w:val="20"/>
+                <w:szCs w:val="20"/>
+              </w:rPr>
+              <w:t xml:space="preserve">Vocabulary Preview — </w:t>
+            </w:r>
+            <w:r>
+              <w:rPr>
+                <w:rFonts w:ascii="Arial" w:cs="Arial" w:eastAsia="Arial" w:hAnsi="Arial"/>
+                <w:b w:val="false"/>
+                <w:bCs w:val="false"/>
+                <w:i w:val="false"/>
+                <w:iCs w:val="false"/>
+                <w:color w:val="000000"/>
+                <w:sz w:val="20"/>
+                <w:szCs w:val="20"/>
+              </w:rPr>
+              <w:t xml:space="preserve">terms we'll use today:</w:t>
+            </w:r>
+            <w:r>
+              <w:rPr>
+                <w:rFonts w:ascii="Arial" w:cs="Arial" w:eastAsia="Arial" w:hAnsi="Arial"/>
+                <w:sz w:val="20"/>
+                <w:szCs w:val="20"/>
+              </w:rPr>
+              <w:br/>
+              <w:t xml:space="preserve"/>
+            </w:r>
+            <w:r>
+              <w:rPr>
+                <w:rFonts w:ascii="Arial" w:cs="Arial" w:eastAsia="Arial" w:hAnsi="Arial"/>
+                <w:b w:val="false"/>
+                <w:bCs w:val="false"/>
+                <w:i w:val="false"/>
+                <w:iCs w:val="false"/>
+                <w:color w:val="000000"/>
+                <w:sz w:val="20"/>
+                <w:szCs w:val="20"/>
+              </w:rPr>
+              <w:t xml:space="preserve">    • Compound expressions   •   operator precedence   •   PEMDAS/BODMAS   •   Parentheses   •   Exponents   •   Multiplication, Division</w:t>
+            </w:r>
+            <w:r>
+              <w:rPr>
+                <w:rFonts w:ascii="Arial" w:cs="Arial" w:eastAsia="Arial" w:hAnsi="Arial"/>
+                <w:sz w:val="20"/>
+                <w:szCs w:val="20"/>
+              </w:rPr>
+              <w:br/>
+              <w:t xml:space="preserve"/>
+            </w:r>
+            <w:r>
+              <w:rPr>
+                <w:rFonts w:ascii="Arial" w:cs="Arial" w:eastAsia="Arial" w:hAnsi="Arial"/>
+                <w:sz w:val="20"/>
+                <w:szCs w:val="20"/>
+              </w:rPr>
+              <w:br/>
+              <w:t xml:space="preserve"/>
+            </w:r>
+            <w:r>
+              <w:rPr>
+                <w:rFonts w:ascii="Arial" w:cs="Arial" w:eastAsia="Arial" w:hAnsi="Arial"/>
+                <w:b w:val="false"/>
+                <w:bCs w:val="false"/>
+                <w:i/>
+                <w:iCs/>
+                <w:color w:val="444444"/>
+                <w:sz w:val="20"/>
+                <w:szCs w:val="20"/>
+              </w:rPr>
+              <w:t xml:space="preserve">Today's Goal: By the end of class you will be able to combine multiple operations in a single expression and understand operator precedence.</w:t>
+            </w:r>
+            <w:r>
+              <w:rPr>
+                <w:rFonts w:ascii="Arial" w:cs="Arial" w:eastAsia="Arial" w:hAnsi="Arial"/>
+                <w:sz w:val="20"/>
+                <w:szCs w:val="20"/>
+              </w:rPr>
+              <w:br/>
+              <w:t xml:space="preserve"/>
+            </w:r>
+            <w:r>
+              <w:rPr>
+                <w:rFonts w:ascii="Arial" w:cs="Arial" w:eastAsia="Arial" w:hAnsi="Arial"/>
+                <w:b w:val="false"/>
+                <w:bCs w:val="false"/>
+                <w:i/>
+                <w:iCs/>
+                <w:color w:val="555555"/>
+                <w:sz w:val="20"/>
+                <w:szCs w:val="20"/>
+              </w:rPr>
+              <w:t xml:space="preserve">→ Pair-share your response, then 2–3 students share with the class.</w:t>
             </w:r>
           </w:p>
         </w:tc>
@@ -319,9 +515,9 @@
               <w:right w:val="single" w:color="CCCCCC" w:sz="1"/>
             </w:tcBorders>
             <w:tcMar>
-              <w:top w:type="dxa" w:w="60"/>
+              <w:top w:type="dxa" w:w="80"/>
               <w:left w:type="dxa" w:w="120"/>
-              <w:bottom w:type="dxa" w:w="60"/>
+              <w:bottom w:type="dxa" w:w="80"/>
               <w:right w:type="dxa" w:w="120"/>
             </w:tcMar>
           </w:tcPr>
@@ -348,20 +544,468 @@
               <w:right w:val="single" w:color="CCCCCC" w:sz="1"/>
             </w:tcBorders>
             <w:tcMar>
-              <w:top w:type="dxa" w:w="60"/>
+              <w:top w:type="dxa" w:w="80"/>
               <w:left w:type="dxa" w:w="120"/>
-              <w:bottom w:type="dxa" w:w="60"/>
+              <w:bottom w:type="dxa" w:w="80"/>
               <w:right w:type="dxa" w:w="120"/>
             </w:tcMar>
           </w:tcPr>
           <w:p>
-            <w:r>
-              <w:rPr>
-                <w:rFonts w:ascii="Arial" w:cs="Arial" w:eastAsia="Arial" w:hAnsi="Arial"/>
-                <w:sz w:val="20"/>
-                <w:szCs w:val="20"/>
-              </w:rPr>
-              <w:t xml:space="preserve">Mini Lesson: Compound Expressions — Combining Math and String Operations</w:t>
+            <w:pPr>
+              <w:spacing w:after="80" w:before="80"/>
+            </w:pPr>
+            <w:r>
+              <w:rPr>
+                <w:rFonts w:ascii="Arial" w:cs="Arial" w:eastAsia="Arial" w:hAnsi="Arial"/>
+                <w:b/>
+                <w:bCs/>
+                <w:i w:val="false"/>
+                <w:iCs w:val="false"/>
+                <w:color w:val="000000"/>
+                <w:sz w:val="22"/>
+                <w:szCs w:val="22"/>
+              </w:rPr>
+              <w:t xml:space="preserve">Mini Lesson: </w:t>
+            </w:r>
+            <w:r>
+              <w:rPr>
+                <w:rFonts w:ascii="Arial" w:cs="Arial" w:eastAsia="Arial" w:hAnsi="Arial"/>
+                <w:b w:val="false"/>
+                <w:bCs w:val="false"/>
+                <w:i w:val="false"/>
+                <w:iCs w:val="false"/>
+                <w:color w:val="000000"/>
+                <w:sz w:val="22"/>
+                <w:szCs w:val="22"/>
+              </w:rPr>
+              <w:t xml:space="preserve">Compound Expressions — Combining Math and String Operations</w:t>
+            </w:r>
+            <w:r>
+              <w:rPr>
+                <w:rFonts w:ascii="Arial" w:cs="Arial" w:eastAsia="Arial" w:hAnsi="Arial"/>
+                <w:sz w:val="20"/>
+                <w:szCs w:val="20"/>
+              </w:rPr>
+              <w:br/>
+              <w:t xml:space="preserve"/>
+            </w:r>
+            <w:r>
+              <w:rPr>
+                <w:rFonts w:ascii="Arial" w:cs="Arial" w:eastAsia="Arial" w:hAnsi="Arial"/>
+                <w:sz w:val="20"/>
+                <w:szCs w:val="20"/>
+              </w:rPr>
+              <w:br/>
+              <w:t xml:space="preserve"/>
+            </w:r>
+            <w:r>
+              <w:rPr>
+                <w:rFonts w:ascii="Arial" w:cs="Arial" w:eastAsia="Arial" w:hAnsi="Arial"/>
+                <w:b/>
+                <w:bCs/>
+                <w:i/>
+                <w:iCs/>
+                <w:color w:val="000000"/>
+                <w:sz w:val="20"/>
+                <w:szCs w:val="20"/>
+              </w:rPr>
+              <w:t xml:space="preserve">Learning Target: </w:t>
+            </w:r>
+            <w:r>
+              <w:rPr>
+                <w:rFonts w:ascii="Arial" w:cs="Arial" w:eastAsia="Arial" w:hAnsi="Arial"/>
+                <w:b w:val="false"/>
+                <w:bCs w:val="false"/>
+                <w:i/>
+                <w:iCs/>
+                <w:color w:val="333333"/>
+                <w:sz w:val="20"/>
+                <w:szCs w:val="20"/>
+              </w:rPr>
+              <w:t xml:space="preserve">I can combine multiple operations in a single expression and understand operator precedence.</w:t>
+            </w:r>
+            <w:r>
+              <w:rPr>
+                <w:rFonts w:ascii="Arial" w:cs="Arial" w:eastAsia="Arial" w:hAnsi="Arial"/>
+                <w:sz w:val="20"/>
+                <w:szCs w:val="20"/>
+              </w:rPr>
+              <w:br/>
+              <w:t xml:space="preserve"/>
+            </w:r>
+            <w:r>
+              <w:rPr>
+                <w:rFonts w:ascii="Arial" w:cs="Arial" w:eastAsia="Arial" w:hAnsi="Arial"/>
+                <w:sz w:val="20"/>
+                <w:szCs w:val="20"/>
+              </w:rPr>
+              <w:br/>
+              <w:t xml:space="preserve"/>
+            </w:r>
+            <w:r>
+              <w:rPr>
+                <w:rFonts w:ascii="Arial" w:cs="Arial" w:eastAsia="Arial" w:hAnsi="Arial"/>
+                <w:b w:val="false"/>
+                <w:bCs w:val="false"/>
+                <w:i w:val="false"/>
+                <w:iCs w:val="false"/>
+                <w:color w:val="000000"/>
+                <w:sz w:val="20"/>
+                <w:szCs w:val="20"/>
+              </w:rPr>
+              <w:t xml:space="preserve">Compound expressions use multiple operators to perform complex calculations in one line. Understanding operator precedence (order of operations) is crucial.</w:t>
+            </w:r>
+            <w:r>
+              <w:rPr>
+                <w:rFonts w:ascii="Arial" w:cs="Arial" w:eastAsia="Arial" w:hAnsi="Arial"/>
+                <w:sz w:val="20"/>
+                <w:szCs w:val="20"/>
+              </w:rPr>
+              <w:br/>
+              <w:t xml:space="preserve"/>
+            </w:r>
+            <w:r>
+              <w:rPr>
+                <w:rFonts w:ascii="Arial" w:cs="Arial" w:eastAsia="Arial" w:hAnsi="Arial"/>
+                <w:b w:val="false"/>
+                <w:bCs w:val="false"/>
+                <w:i w:val="false"/>
+                <w:iCs w:val="false"/>
+                <w:color w:val="000000"/>
+                <w:sz w:val="20"/>
+                <w:szCs w:val="20"/>
+              </w:rPr>
+              <w:t xml:space="preserve">PEMDAS/BODMAS — the order of operations:</w:t>
+            </w:r>
+            <w:r>
+              <w:rPr>
+                <w:rFonts w:ascii="Arial" w:cs="Arial" w:eastAsia="Arial" w:hAnsi="Arial"/>
+                <w:sz w:val="20"/>
+                <w:szCs w:val="20"/>
+              </w:rPr>
+              <w:br/>
+              <w:t xml:space="preserve"/>
+            </w:r>
+            <w:r>
+              <w:rPr>
+                <w:rFonts w:ascii="Arial" w:cs="Arial" w:eastAsia="Arial" w:hAnsi="Arial"/>
+                <w:sz w:val="20"/>
+                <w:szCs w:val="20"/>
+              </w:rPr>
+              <w:br/>
+              <w:t xml:space="preserve"/>
+            </w:r>
+            <w:r>
+              <w:rPr>
+                <w:rFonts w:ascii="Arial" w:cs="Arial" w:eastAsia="Arial" w:hAnsi="Arial"/>
+                <w:b/>
+                <w:bCs/>
+                <w:i w:val="false"/>
+                <w:iCs w:val="false"/>
+                <w:color w:val="000000"/>
+                <w:sz w:val="20"/>
+                <w:szCs w:val="20"/>
+              </w:rPr>
+              <w:t xml:space="preserve">Key Concepts:</w:t>
+            </w:r>
+            <w:r>
+              <w:rPr>
+                <w:rFonts w:ascii="Arial" w:cs="Arial" w:eastAsia="Arial" w:hAnsi="Arial"/>
+                <w:sz w:val="20"/>
+                <w:szCs w:val="20"/>
+              </w:rPr>
+              <w:br/>
+              <w:t xml:space="preserve"/>
+            </w:r>
+            <w:r>
+              <w:rPr>
+                <w:rFonts w:ascii="Arial" w:cs="Arial" w:eastAsia="Arial" w:hAnsi="Arial"/>
+                <w:b w:val="false"/>
+                <w:bCs w:val="false"/>
+                <w:i w:val="false"/>
+                <w:iCs w:val="false"/>
+                <w:color w:val="000000"/>
+                <w:sz w:val="20"/>
+                <w:szCs w:val="20"/>
+              </w:rPr>
+              <w:t xml:space="preserve">    • Concatenation: "Hello" + " " + "World"</w:t>
+            </w:r>
+            <w:r>
+              <w:rPr>
+                <w:rFonts w:ascii="Arial" w:cs="Arial" w:eastAsia="Arial" w:hAnsi="Arial"/>
+                <w:sz w:val="20"/>
+                <w:szCs w:val="20"/>
+              </w:rPr>
+              <w:br/>
+              <w:t xml:space="preserve"/>
+            </w:r>
+            <w:r>
+              <w:rPr>
+                <w:rFonts w:ascii="Arial" w:cs="Arial" w:eastAsia="Arial" w:hAnsi="Arial"/>
+                <w:b w:val="false"/>
+                <w:bCs w:val="false"/>
+                <w:i w:val="false"/>
+                <w:iCs w:val="false"/>
+                <w:color w:val="000000"/>
+                <w:sz w:val="20"/>
+                <w:szCs w:val="20"/>
+              </w:rPr>
+              <w:t xml:space="preserve">    • Repetition: "Ha" * 3</w:t>
+            </w:r>
+            <w:r>
+              <w:rPr>
+                <w:rFonts w:ascii="Arial" w:cs="Arial" w:eastAsia="Arial" w:hAnsi="Arial"/>
+                <w:sz w:val="20"/>
+                <w:szCs w:val="20"/>
+              </w:rPr>
+              <w:br/>
+              <w:t xml:space="preserve"/>
+            </w:r>
+            <w:r>
+              <w:rPr>
+                <w:rFonts w:ascii="Arial" w:cs="Arial" w:eastAsia="Arial" w:hAnsi="Arial"/>
+                <w:b w:val="false"/>
+                <w:bCs w:val="false"/>
+                <w:i w:val="false"/>
+                <w:iCs w:val="false"/>
+                <w:color w:val="000000"/>
+                <w:sz w:val="20"/>
+                <w:szCs w:val="20"/>
+              </w:rPr>
+              <w:t xml:space="preserve">    • Indexing: "Python"[0]</w:t>
+            </w:r>
+            <w:r>
+              <w:rPr>
+                <w:rFonts w:ascii="Arial" w:cs="Arial" w:eastAsia="Arial" w:hAnsi="Arial"/>
+                <w:sz w:val="20"/>
+                <w:szCs w:val="20"/>
+              </w:rPr>
+              <w:br/>
+              <w:t xml:space="preserve"/>
+            </w:r>
+            <w:r>
+              <w:rPr>
+                <w:rFonts w:ascii="Arial" w:cs="Arial" w:eastAsia="Arial" w:hAnsi="Arial"/>
+                <w:b w:val="false"/>
+                <w:bCs w:val="false"/>
+                <w:i w:val="false"/>
+                <w:iCs w:val="false"/>
+                <w:color w:val="000000"/>
+                <w:sz w:val="20"/>
+                <w:szCs w:val="20"/>
+              </w:rPr>
+              <w:t xml:space="preserve">    • Slicing: "Python"[1:4]</w:t>
+            </w:r>
+            <w:r>
+              <w:rPr>
+                <w:rFonts w:ascii="Arial" w:cs="Arial" w:eastAsia="Arial" w:hAnsi="Arial"/>
+                <w:sz w:val="20"/>
+                <w:szCs w:val="20"/>
+              </w:rPr>
+              <w:br/>
+              <w:t xml:space="preserve"/>
+            </w:r>
+            <w:r>
+              <w:rPr>
+                <w:rFonts w:ascii="Arial" w:cs="Arial" w:eastAsia="Arial" w:hAnsi="Arial"/>
+                <w:b w:val="false"/>
+                <w:bCs w:val="false"/>
+                <w:i w:val="false"/>
+                <w:iCs w:val="false"/>
+                <w:color w:val="000000"/>
+                <w:sz w:val="20"/>
+                <w:szCs w:val="20"/>
+              </w:rPr>
+              <w:t xml:space="preserve">    • Methods: "hello".upper()</w:t>
+            </w:r>
+            <w:r>
+              <w:rPr>
+                <w:rFonts w:ascii="Arial" w:cs="Arial" w:eastAsia="Arial" w:hAnsi="Arial"/>
+                <w:sz w:val="20"/>
+                <w:szCs w:val="20"/>
+              </w:rPr>
+              <w:br/>
+              <w:t xml:space="preserve"/>
+            </w:r>
+            <w:r>
+              <w:rPr>
+                <w:rFonts w:ascii="Arial" w:cs="Arial" w:eastAsia="Arial" w:hAnsi="Arial"/>
+                <w:b w:val="false"/>
+                <w:bCs w:val="false"/>
+                <w:i w:val="false"/>
+                <w:iCs w:val="false"/>
+                <w:color w:val="000000"/>
+                <w:sz w:val="20"/>
+                <w:szCs w:val="20"/>
+              </w:rPr>
+              <w:t xml:space="preserve">    • Arithmetic requires numbers: "5" + 3 will error; use int("5") + 3 or "5" + str(3)</w:t>
+            </w:r>
+            <w:r>
+              <w:rPr>
+                <w:rFonts w:ascii="Arial" w:cs="Arial" w:eastAsia="Arial" w:hAnsi="Arial"/>
+                <w:sz w:val="20"/>
+                <w:szCs w:val="20"/>
+              </w:rPr>
+              <w:br/>
+              <w:t xml:space="preserve"/>
+            </w:r>
+            <w:r>
+              <w:rPr>
+                <w:rFonts w:ascii="Arial" w:cs="Arial" w:eastAsia="Arial" w:hAnsi="Arial"/>
+                <w:b w:val="false"/>
+                <w:bCs w:val="false"/>
+                <w:i w:val="false"/>
+                <w:iCs w:val="false"/>
+                <w:color w:val="000000"/>
+                <w:sz w:val="20"/>
+                <w:szCs w:val="20"/>
+              </w:rPr>
+              <w:t xml:space="preserve">    • Concatenation requires strings: "Score: " + str(95)</w:t>
+            </w:r>
+            <w:r>
+              <w:rPr>
+                <w:rFonts w:ascii="Arial" w:cs="Arial" w:eastAsia="Arial" w:hAnsi="Arial"/>
+                <w:sz w:val="20"/>
+                <w:szCs w:val="20"/>
+              </w:rPr>
+              <w:br/>
+              <w:t xml:space="preserve"/>
+            </w:r>
+            <w:r>
+              <w:rPr>
+                <w:rFonts w:ascii="Arial" w:cs="Arial" w:eastAsia="Arial" w:hAnsi="Arial"/>
+                <w:b w:val="false"/>
+                <w:bCs w:val="false"/>
+                <w:i w:val="false"/>
+                <w:iCs w:val="false"/>
+                <w:color w:val="000000"/>
+                <w:sz w:val="20"/>
+                <w:szCs w:val="20"/>
+              </w:rPr>
+              <w:t xml:space="preserve">    • Comparisons: 5 &gt; "3" will error (can't compare int to string)</w:t>
+            </w:r>
+            <w:r>
+              <w:rPr>
+                <w:rFonts w:ascii="Arial" w:cs="Arial" w:eastAsia="Arial" w:hAnsi="Arial"/>
+                <w:sz w:val="20"/>
+                <w:szCs w:val="20"/>
+              </w:rPr>
+              <w:br/>
+              <w:t xml:space="preserve"/>
+            </w:r>
+            <w:r>
+              <w:rPr>
+                <w:rFonts w:ascii="Arial" w:cs="Arial" w:eastAsia="Arial" w:hAnsi="Arial"/>
+                <w:sz w:val="20"/>
+                <w:szCs w:val="20"/>
+              </w:rPr>
+              <w:br/>
+              <w:t xml:space="preserve"/>
+            </w:r>
+            <w:r>
+              <w:rPr>
+                <w:rFonts w:ascii="Arial" w:cs="Arial" w:eastAsia="Arial" w:hAnsi="Arial"/>
+                <w:b/>
+                <w:bCs/>
+                <w:i w:val="false"/>
+                <w:iCs w:val="false"/>
+                <w:color w:val="000000"/>
+                <w:sz w:val="20"/>
+                <w:szCs w:val="20"/>
+              </w:rPr>
+              <w:t xml:space="preserve">Vocabulary: </w:t>
+            </w:r>
+            <w:r>
+              <w:rPr>
+                <w:rFonts w:ascii="Arial" w:cs="Arial" w:eastAsia="Arial" w:hAnsi="Arial"/>
+                <w:b w:val="false"/>
+                <w:bCs w:val="false"/>
+                <w:i w:val="false"/>
+                <w:iCs w:val="false"/>
+                <w:color w:val="000000"/>
+                <w:sz w:val="20"/>
+                <w:szCs w:val="20"/>
+              </w:rPr>
+              <w:t xml:space="preserve">Compound expressions, operator precedence, PEMDAS/BODMAS, Parentheses, Exponents, Multiplication, Division</w:t>
+            </w:r>
+            <w:r>
+              <w:rPr>
+                <w:rFonts w:ascii="Arial" w:cs="Arial" w:eastAsia="Arial" w:hAnsi="Arial"/>
+                <w:sz w:val="20"/>
+                <w:szCs w:val="20"/>
+              </w:rPr>
+              <w:br/>
+              <w:t xml:space="preserve"/>
+            </w:r>
+            <w:r>
+              <w:rPr>
+                <w:rFonts w:ascii="Arial" w:cs="Arial" w:eastAsia="Arial" w:hAnsi="Arial"/>
+                <w:sz w:val="20"/>
+                <w:szCs w:val="20"/>
+              </w:rPr>
+              <w:br/>
+              <w:t xml:space="preserve"/>
+            </w:r>
+            <w:r>
+              <w:rPr>
+                <w:rFonts w:ascii="Arial" w:cs="Arial" w:eastAsia="Arial" w:hAnsi="Arial"/>
+                <w:b/>
+                <w:bCs/>
+                <w:i/>
+                <w:iCs/>
+                <w:color w:val="555555"/>
+                <w:sz w:val="20"/>
+                <w:szCs w:val="20"/>
+              </w:rPr>
+              <w:t xml:space="preserve">→ Live Demo — </w:t>
+            </w:r>
+            <w:r>
+              <w:rPr>
+                <w:rFonts w:ascii="Arial" w:cs="Arial" w:eastAsia="Arial" w:hAnsi="Arial"/>
+                <w:b w:val="false"/>
+                <w:bCs w:val="false"/>
+                <w:i/>
+                <w:iCs/>
+                <w:color w:val="555555"/>
+                <w:sz w:val="20"/>
+                <w:szCs w:val="20"/>
+              </w:rPr>
+              <w:t xml:space="preserve">type examples as students follow along in their own editor.</w:t>
+            </w:r>
+            <w:r>
+              <w:rPr>
+                <w:rFonts w:ascii="Arial" w:cs="Arial" w:eastAsia="Arial" w:hAnsi="Arial"/>
+                <w:sz w:val="20"/>
+                <w:szCs w:val="20"/>
+              </w:rPr>
+              <w:br/>
+              <w:t xml:space="preserve"/>
+            </w:r>
+            <w:r>
+              <w:rPr>
+                <w:rFonts w:ascii="Arial" w:cs="Arial" w:eastAsia="Arial" w:hAnsi="Arial"/>
+                <w:b/>
+                <w:bCs/>
+                <w:i/>
+                <w:iCs/>
+                <w:color w:val="555555"/>
+                <w:sz w:val="20"/>
+                <w:szCs w:val="20"/>
+              </w:rPr>
+              <w:t xml:space="preserve">→ Check for Understanding: </w:t>
+            </w:r>
+            <w:r>
+              <w:rPr>
+                <w:rFonts w:ascii="Arial" w:cs="Arial" w:eastAsia="Arial" w:hAnsi="Arial"/>
+                <w:b w:val="false"/>
+                <w:bCs w:val="false"/>
+                <w:i/>
+                <w:iCs/>
+                <w:color w:val="555555"/>
+                <w:sz w:val="20"/>
+                <w:szCs w:val="20"/>
+              </w:rPr>
+              <w:t xml:space="preserve">pause and cold-call: “Can someone explain what we just did in their own words?”</w:t>
             </w:r>
           </w:p>
         </w:tc>
@@ -377,9 +1021,9 @@
               <w:right w:val="single" w:color="CCCCCC" w:sz="1"/>
             </w:tcBorders>
             <w:tcMar>
-              <w:top w:type="dxa" w:w="60"/>
+              <w:top w:type="dxa" w:w="80"/>
               <w:left w:type="dxa" w:w="120"/>
-              <w:bottom w:type="dxa" w:w="60"/>
+              <w:bottom w:type="dxa" w:w="80"/>
               <w:right w:type="dxa" w:w="120"/>
             </w:tcMar>
           </w:tcPr>
@@ -406,20 +1050,90 @@
               <w:right w:val="single" w:color="CCCCCC" w:sz="1"/>
             </w:tcBorders>
             <w:tcMar>
-              <w:top w:type="dxa" w:w="60"/>
+              <w:top w:type="dxa" w:w="80"/>
               <w:left w:type="dxa" w:w="120"/>
-              <w:bottom w:type="dxa" w:w="60"/>
+              <w:bottom w:type="dxa" w:w="80"/>
               <w:right w:type="dxa" w:w="120"/>
             </w:tcMar>
           </w:tcPr>
           <w:p>
-            <w:r>
-              <w:rPr>
-                <w:rFonts w:ascii="Arial" w:cs="Arial" w:eastAsia="Arial" w:hAnsi="Arial"/>
-                <w:sz w:val="20"/>
-                <w:szCs w:val="20"/>
+            <w:pPr>
+              <w:spacing w:after="80" w:before="80"/>
+            </w:pPr>
+            <w:r>
+              <w:rPr>
+                <w:rFonts w:ascii="Arial" w:cs="Arial" w:eastAsia="Arial" w:hAnsi="Arial"/>
+                <w:b/>
+                <w:bCs/>
+                <w:i w:val="false"/>
+                <w:iCs w:val="false"/>
+                <w:color w:val="000000"/>
+                <w:sz w:val="22"/>
+                <w:szCs w:val="22"/>
               </w:rPr>
               <w:t xml:space="preserve">Guided Practice</w:t>
+            </w:r>
+            <w:r>
+              <w:rPr>
+                <w:rFonts w:ascii="Arial" w:cs="Arial" w:eastAsia="Arial" w:hAnsi="Arial"/>
+                <w:sz w:val="20"/>
+                <w:szCs w:val="20"/>
+              </w:rPr>
+              <w:br/>
+              <w:t xml:space="preserve"/>
+            </w:r>
+            <w:r>
+              <w:rPr>
+                <w:rFonts w:ascii="Arial" w:cs="Arial" w:eastAsia="Arial" w:hAnsi="Arial"/>
+                <w:sz w:val="20"/>
+                <w:szCs w:val="20"/>
+              </w:rPr>
+              <w:br/>
+              <w:t xml:space="preserve"/>
+            </w:r>
+            <w:r>
+              <w:rPr>
+                <w:rFonts w:ascii="Arial" w:cs="Arial" w:eastAsia="Arial" w:hAnsi="Arial"/>
+                <w:b w:val="false"/>
+                <w:bCs w:val="false"/>
+                <w:i w:val="false"/>
+                <w:iCs w:val="false"/>
+                <w:color w:val="000000"/>
+                <w:sz w:val="20"/>
+                <w:szCs w:val="20"/>
+              </w:rPr>
+              <w:t xml:space="preserve">1. Write an expression that calculates the area of a circle (radius is 5): π * r²</w:t>
+            </w:r>
+            <w:r>
+              <w:rPr>
+                <w:rFonts w:ascii="Arial" w:cs="Arial" w:eastAsia="Arial" w:hAnsi="Arial"/>
+                <w:sz w:val="20"/>
+                <w:szCs w:val="20"/>
+              </w:rPr>
+              <w:br/>
+              <w:t xml:space="preserve"/>
+            </w:r>
+            <w:r>
+              <w:rPr>
+                <w:rFonts w:ascii="Arial" w:cs="Arial" w:eastAsia="Arial" w:hAnsi="Arial"/>
+                <w:sz w:val="20"/>
+                <w:szCs w:val="20"/>
+              </w:rPr>
+              <w:br/>
+              <w:t xml:space="preserve"/>
+            </w:r>
+            <w:r>
+              <w:rPr>
+                <w:rFonts w:ascii="Arial" w:cs="Arial" w:eastAsia="Arial" w:hAnsi="Arial"/>
+                <w:b w:val="false"/>
+                <w:bCs w:val="false"/>
+                <w:i/>
+                <w:iCs/>
+                <w:color w:val="555555"/>
+                <w:sz w:val="20"/>
+                <w:szCs w:val="20"/>
+              </w:rPr>
+              <w:t xml:space="preserve">→ Teacher models — students try alongside, then compare results.</w:t>
             </w:r>
           </w:p>
         </w:tc>
@@ -435,9 +1149,9 @@
               <w:right w:val="single" w:color="CCCCCC" w:sz="1"/>
             </w:tcBorders>
             <w:tcMar>
-              <w:top w:type="dxa" w:w="60"/>
+              <w:top w:type="dxa" w:w="80"/>
               <w:left w:type="dxa" w:w="120"/>
-              <w:bottom w:type="dxa" w:w="60"/>
+              <w:bottom w:type="dxa" w:w="80"/>
               <w:right w:type="dxa" w:w="120"/>
             </w:tcMar>
           </w:tcPr>
@@ -450,7 +1164,7 @@
                 <w:sz w:val="20"/>
                 <w:szCs w:val="20"/>
               </w:rPr>
-              <w:t xml:space="preserve">15-20 min</w:t>
+              <w:t xml:space="preserve">15–20 min</w:t>
             </w:r>
           </w:p>
         </w:tc>
@@ -464,20 +1178,164 @@
               <w:right w:val="single" w:color="CCCCCC" w:sz="1"/>
             </w:tcBorders>
             <w:tcMar>
-              <w:top w:type="dxa" w:w="60"/>
+              <w:top w:type="dxa" w:w="80"/>
               <w:left w:type="dxa" w:w="120"/>
-              <w:bottom w:type="dxa" w:w="60"/>
+              <w:bottom w:type="dxa" w:w="80"/>
               <w:right w:type="dxa" w:w="120"/>
             </w:tcMar>
           </w:tcPr>
           <w:p>
-            <w:r>
-              <w:rPr>
-                <w:rFonts w:ascii="Arial" w:cs="Arial" w:eastAsia="Arial" w:hAnsi="Arial"/>
-                <w:sz w:val="20"/>
-                <w:szCs w:val="20"/>
+            <w:pPr>
+              <w:spacing w:after="80" w:before="80"/>
+            </w:pPr>
+            <w:r>
+              <w:rPr>
+                <w:rFonts w:ascii="Arial" w:cs="Arial" w:eastAsia="Arial" w:hAnsi="Arial"/>
+                <w:b/>
+                <w:bCs/>
+                <w:i w:val="false"/>
+                <w:iCs w:val="false"/>
+                <w:color w:val="000000"/>
+                <w:sz w:val="22"/>
+                <w:szCs w:val="22"/>
               </w:rPr>
               <w:t xml:space="preserve">Independent Practice / Code Along</w:t>
+            </w:r>
+            <w:r>
+              <w:rPr>
+                <w:rFonts w:ascii="Arial" w:cs="Arial" w:eastAsia="Arial" w:hAnsi="Arial"/>
+                <w:sz w:val="20"/>
+                <w:szCs w:val="20"/>
+              </w:rPr>
+              <w:br/>
+              <w:t xml:space="preserve"/>
+            </w:r>
+            <w:r>
+              <w:rPr>
+                <w:rFonts w:ascii="Arial" w:cs="Arial" w:eastAsia="Arial" w:hAnsi="Arial"/>
+                <w:b/>
+                <w:bCs/>
+                <w:i w:val="false"/>
+                <w:iCs w:val="false"/>
+                <w:color w:val="000000"/>
+                <w:sz w:val="20"/>
+                <w:szCs w:val="20"/>
+              </w:rPr>
+              <w:t xml:space="preserve">    Beginner: </w:t>
+            </w:r>
+            <w:r>
+              <w:rPr>
+                <w:rFonts w:ascii="Arial" w:cs="Arial" w:eastAsia="Arial" w:hAnsi="Arial"/>
+                <w:b w:val="false"/>
+                <w:bCs w:val="false"/>
+                <w:i w:val="false"/>
+                <w:iCs w:val="false"/>
+                <w:color w:val="000000"/>
+                <w:sz w:val="20"/>
+                <w:szCs w:val="20"/>
+              </w:rPr>
+              <w:t xml:space="preserve">Calculate the perimeter of a rectangle: - Ask for length and width - Calculate: perimeter = 2 * (length + width) - Print the result…</w:t>
+            </w:r>
+            <w:r>
+              <w:rPr>
+                <w:rFonts w:ascii="Arial" w:cs="Arial" w:eastAsia="Arial" w:hAnsi="Arial"/>
+                <w:sz w:val="20"/>
+                <w:szCs w:val="20"/>
+              </w:rPr>
+              <w:br/>
+              <w:t xml:space="preserve"/>
+            </w:r>
+            <w:r>
+              <w:rPr>
+                <w:rFonts w:ascii="Arial" w:cs="Arial" w:eastAsia="Arial" w:hAnsi="Arial"/>
+                <w:b/>
+                <w:bCs/>
+                <w:i w:val="false"/>
+                <w:iCs w:val="false"/>
+                <w:color w:val="000000"/>
+                <w:sz w:val="20"/>
+                <w:szCs w:val="20"/>
+              </w:rPr>
+              <w:t xml:space="preserve">    Intermediate: </w:t>
+            </w:r>
+            <w:r>
+              <w:rPr>
+                <w:rFonts w:ascii="Arial" w:cs="Arial" w:eastAsia="Arial" w:hAnsi="Arial"/>
+                <w:b w:val="false"/>
+                <w:bCs w:val="false"/>
+                <w:i w:val="false"/>
+                <w:iCs w:val="false"/>
+                <w:color w:val="000000"/>
+                <w:sz w:val="20"/>
+                <w:szCs w:val="20"/>
+              </w:rPr>
+              <w:t xml:space="preserve">Create a name tag generator: - Ask for first name, last name - Create output: "[FIRST LAST] --- [FIRST LAST]" (both uppercase and lowercase…</w:t>
+            </w:r>
+            <w:r>
+              <w:rPr>
+                <w:rFonts w:ascii="Arial" w:cs="Arial" w:eastAsia="Arial" w:hAnsi="Arial"/>
+                <w:sz w:val="20"/>
+                <w:szCs w:val="20"/>
+              </w:rPr>
+              <w:br/>
+              <w:t xml:space="preserve"/>
+            </w:r>
+            <w:r>
+              <w:rPr>
+                <w:rFonts w:ascii="Arial" w:cs="Arial" w:eastAsia="Arial" w:hAnsi="Arial"/>
+                <w:b/>
+                <w:bCs/>
+                <w:i w:val="false"/>
+                <w:iCs w:val="false"/>
+                <w:color w:val="000000"/>
+                <w:sz w:val="20"/>
+                <w:szCs w:val="20"/>
+              </w:rPr>
+              <w:t xml:space="preserve">    Challenge: </w:t>
+            </w:r>
+            <w:r>
+              <w:rPr>
+                <w:rFonts w:ascii="Arial" w:cs="Arial" w:eastAsia="Arial" w:hAnsi="Arial"/>
+                <w:b w:val="false"/>
+                <w:bCs w:val="false"/>
+                <w:i w:val="false"/>
+                <w:iCs w:val="false"/>
+                <w:color w:val="000000"/>
+                <w:sz w:val="20"/>
+                <w:szCs w:val="20"/>
+              </w:rPr>
+              <w:t xml:space="preserve">Calculate the discriminant of a quadratic equation: b² - 4ac - Ask for a, b, c - Calculate the discriminant - If discriminant &gt; 0, print "Tw…</w:t>
+            </w:r>
+            <w:r>
+              <w:rPr>
+                <w:rFonts w:ascii="Arial" w:cs="Arial" w:eastAsia="Arial" w:hAnsi="Arial"/>
+                <w:sz w:val="20"/>
+                <w:szCs w:val="20"/>
+              </w:rPr>
+              <w:br/>
+              <w:t xml:space="preserve"/>
+            </w:r>
+            <w:r>
+              <w:rPr>
+                <w:rFonts w:ascii="Arial" w:cs="Arial" w:eastAsia="Arial" w:hAnsi="Arial"/>
+                <w:sz w:val="20"/>
+                <w:szCs w:val="20"/>
+              </w:rPr>
+              <w:br/>
+              <w:t xml:space="preserve"/>
+            </w:r>
+            <w:r>
+              <w:rPr>
+                <w:rFonts w:ascii="Arial" w:cs="Arial" w:eastAsia="Arial" w:hAnsi="Arial"/>
+                <w:b w:val="false"/>
+                <w:bCs w:val="false"/>
+                <w:i/>
+                <w:iCs/>
+                <w:color w:val="555555"/>
+                <w:sz w:val="20"/>
+                <w:szCs w:val="20"/>
+              </w:rPr>
+              <w:t xml:space="preserve">→ Teacher circulates — offer hints, check for understanding.</w:t>
             </w:r>
           </w:p>
         </w:tc>
@@ -493,9 +1351,9 @@
               <w:right w:val="single" w:color="CCCCCC" w:sz="1"/>
             </w:tcBorders>
             <w:tcMar>
-              <w:top w:type="dxa" w:w="60"/>
+              <w:top w:type="dxa" w:w="80"/>
               <w:left w:type="dxa" w:w="120"/>
-              <w:bottom w:type="dxa" w:w="60"/>
+              <w:bottom w:type="dxa" w:w="80"/>
               <w:right w:type="dxa" w:w="120"/>
             </w:tcMar>
           </w:tcPr>
@@ -522,20 +1380,90 @@
               <w:right w:val="single" w:color="CCCCCC" w:sz="1"/>
             </w:tcBorders>
             <w:tcMar>
-              <w:top w:type="dxa" w:w="60"/>
+              <w:top w:type="dxa" w:w="80"/>
               <w:left w:type="dxa" w:w="120"/>
-              <w:bottom w:type="dxa" w:w="60"/>
+              <w:bottom w:type="dxa" w:w="80"/>
               <w:right w:type="dxa" w:w="120"/>
             </w:tcMar>
           </w:tcPr>
           <w:p>
-            <w:r>
-              <w:rPr>
-                <w:rFonts w:ascii="Arial" w:cs="Arial" w:eastAsia="Arial" w:hAnsi="Arial"/>
-                <w:sz w:val="20"/>
-                <w:szCs w:val="20"/>
+            <w:pPr>
+              <w:spacing w:after="80" w:before="80"/>
+            </w:pPr>
+            <w:r>
+              <w:rPr>
+                <w:rFonts w:ascii="Arial" w:cs="Arial" w:eastAsia="Arial" w:hAnsi="Arial"/>
+                <w:b/>
+                <w:bCs/>
+                <w:i w:val="false"/>
+                <w:iCs w:val="false"/>
+                <w:color w:val="000000"/>
+                <w:sz w:val="22"/>
+                <w:szCs w:val="22"/>
               </w:rPr>
               <w:t xml:space="preserve">Exit Ticket / Wrap-Up</w:t>
+            </w:r>
+            <w:r>
+              <w:rPr>
+                <w:rFonts w:ascii="Arial" w:cs="Arial" w:eastAsia="Arial" w:hAnsi="Arial"/>
+                <w:sz w:val="20"/>
+                <w:szCs w:val="20"/>
+              </w:rPr>
+              <w:br/>
+              <w:t xml:space="preserve"/>
+            </w:r>
+            <w:r>
+              <w:rPr>
+                <w:rFonts w:ascii="Arial" w:cs="Arial" w:eastAsia="Arial" w:hAnsi="Arial"/>
+                <w:sz w:val="20"/>
+                <w:szCs w:val="20"/>
+              </w:rPr>
+              <w:br/>
+              <w:t xml:space="preserve"/>
+            </w:r>
+            <w:r>
+              <w:rPr>
+                <w:rFonts w:ascii="Arial" w:cs="Arial" w:eastAsia="Arial" w:hAnsi="Arial"/>
+                <w:b w:val="false"/>
+                <w:bCs w:val="false"/>
+                <w:i w:val="false"/>
+                <w:iCs w:val="false"/>
+                <w:color w:val="000000"/>
+                <w:sz w:val="20"/>
+                <w:szCs w:val="20"/>
+              </w:rPr>
+              <w:t xml:space="preserve">Quick Check: Combine multiple operations in a single expression and understand operator precedence?</w:t>
+            </w:r>
+            <w:r>
+              <w:rPr>
+                <w:rFonts w:ascii="Arial" w:cs="Arial" w:eastAsia="Arial" w:hAnsi="Arial"/>
+                <w:sz w:val="20"/>
+                <w:szCs w:val="20"/>
+              </w:rPr>
+              <w:br/>
+              <w:t xml:space="preserve"/>
+            </w:r>
+            <w:r>
+              <w:rPr>
+                <w:rFonts w:ascii="Arial" w:cs="Arial" w:eastAsia="Arial" w:hAnsi="Arial"/>
+                <w:sz w:val="20"/>
+                <w:szCs w:val="20"/>
+              </w:rPr>
+              <w:br/>
+              <w:t xml:space="preserve"/>
+            </w:r>
+            <w:r>
+              <w:rPr>
+                <w:rFonts w:ascii="Arial" w:cs="Arial" w:eastAsia="Arial" w:hAnsi="Arial"/>
+                <w:b w:val="false"/>
+                <w:bCs w:val="false"/>
+                <w:i/>
+                <w:iCs/>
+                <w:color w:val="555555"/>
+                <w:sz w:val="20"/>
+                <w:szCs w:val="20"/>
+              </w:rPr>
+              <w:t xml:space="preserve">→ 3–2–1: Name 3 things learned, 2 new vocab words, 1 question you still have.</w:t>
             </w:r>
           </w:p>
         </w:tc>
@@ -938,19 +1866,6 @@
                 <w:sz w:val="18"/>
                 <w:szCs w:val="18"/>
               </w:rPr>
-              <w:t xml:space="preserve"># Order of operations</w:t>
-            </w:r>
-          </w:p>
-          <w:p>
-            <w:pPr>
-              <w:spacing w:after="20"/>
-            </w:pPr>
-            <w:r>
-              <w:rPr>
-                <w:rFonts w:ascii="Courier New" w:cs="Courier New" w:eastAsia="Courier New" w:hAnsi="Courier New"/>
-                <w:sz w:val="18"/>
-                <w:szCs w:val="18"/>
-              </w:rPr>
               <w:t xml:space="preserve">print(2 + 3 * 4)        # 14 (not 20!)</w:t>
             </w:r>
           </w:p>
@@ -1016,7 +1931,7 @@
                 <w:sz w:val="18"/>
                 <w:szCs w:val="18"/>
               </w:rPr>
-              <w:t xml:space="preserve"># Exponents come before multiplication</w:t>
+              <w:t xml:space="preserve"> </w:t>
             </w:r>
           </w:p>
           <w:p>
@@ -1068,7 +1983,7 @@
                 <w:sz w:val="18"/>
                 <w:szCs w:val="18"/>
               </w:rPr>
-              <w:t xml:space="preserve"># String operations in expressions</w:t>
+              <w:t xml:space="preserve"> </w:t>
             </w:r>
           </w:p>
           <w:p>
@@ -1185,7 +2100,7 @@
                 <w:sz w:val="18"/>
                 <w:szCs w:val="18"/>
               </w:rPr>
-              <w:t xml:space="preserve"># Complex arithmetic</w:t>
+              <w:t xml:space="preserve"> </w:t>
             </w:r>
           </w:p>
           <w:p>
@@ -1250,7 +2165,7 @@
                 <w:sz w:val="18"/>
                 <w:szCs w:val="18"/>
               </w:rPr>
-              <w:t xml:space="preserve"># Type conversion in expressions</w:t>
+              <w:t xml:space="preserve"> </w:t>
             </w:r>
           </w:p>
           <w:p>
@@ -1328,7 +2243,7 @@
                 <w:sz w:val="18"/>
                 <w:szCs w:val="18"/>
               </w:rPr>
-              <w:t xml:space="preserve"># Combining string methods</w:t>
+              <w:t xml:space="preserve"> </w:t>
             </w:r>
           </w:p>
           <w:p>
@@ -1406,7 +2321,7 @@
                 <w:sz w:val="18"/>
                 <w:szCs w:val="18"/>
               </w:rPr>
-              <w:t xml:space="preserve"># Complex expression with multiple operations</w:t>
+              <w:t xml:space="preserve"> </w:t>
             </w:r>
           </w:p>
           <w:p>
@@ -1497,7 +2412,7 @@
                 <w:sz w:val="18"/>
                 <w:szCs w:val="18"/>
               </w:rPr>
-              <w:t xml:space="preserve"># String repetition in expressions</w:t>
+              <w:t xml:space="preserve"> </w:t>
             </w:r>
           </w:p>
           <w:p>
@@ -1709,19 +2624,6 @@
                 <w:sz w:val="18"/>
                 <w:szCs w:val="18"/>
               </w:rPr>
-              <w:t xml:space="preserve"># Problem 1 Example</w:t>
-            </w:r>
-          </w:p>
-          <w:p>
-            <w:pPr>
-              <w:spacing w:after="20"/>
-            </w:pPr>
-            <w:r>
-              <w:rPr>
-                <w:rFonts w:ascii="Courier New" w:cs="Courier New" w:eastAsia="Courier New" w:hAnsi="Courier New"/>
-                <w:sz w:val="18"/>
-                <w:szCs w:val="18"/>
-              </w:rPr>
               <w:t xml:space="preserve">length = float(input("Length: "))</w:t>
             </w:r>
           </w:p>
@@ -1787,7 +2689,7 @@
                 <w:sz w:val="18"/>
                 <w:szCs w:val="18"/>
               </w:rPr>
-              <w:t xml:space="preserve"># Problem 2 Example</w:t>
+              <w:t xml:space="preserve"> </w:t>
             </w:r>
           </w:p>
           <w:p>
@@ -1865,7 +2767,7 @@
                 <w:sz w:val="18"/>
                 <w:szCs w:val="18"/>
               </w:rPr>
-              <w:t xml:space="preserve"># Problem 3 Example</w:t>
+              <w:t xml:space="preserve"> </w:t>
             </w:r>
           </w:p>
           <w:p>

--- a/Coding 1 - year/Unit 2 - Variables, Data Types & Expressions/Daily Lesson Plans/Word/Day 28.docx
+++ b/Coding 1 - year/Unit 2 - Variables, Data Types & Expressions/Daily Lesson Plans/Word/Day 28.docx
@@ -380,7 +380,7 @@
                 <w:sz w:val="20"/>
                 <w:szCs w:val="20"/>
               </w:rPr>
-              <w:t xml:space="preserve">    In your own words: Combine multiple operations in a single expression and understand operator precedence?</w:t>
+              <w:t xml:space="preserve">    Why might we want to combine multiple operations in a single expression and understand operator precedence? What's the benefit of combining these ideas?</w:t>
             </w:r>
             <w:r>
               <w:rPr>
@@ -477,7 +477,7 @@
                 <w:sz w:val="20"/>
                 <w:szCs w:val="20"/>
               </w:rPr>
-              <w:t xml:space="preserve">Today's Goal: By the end of class you will be able to combine multiple operations in a single expression and understand operator precedence.</w:t>
+              <w:t xml:space="preserve">Today’s Goal: By the end of class you will be able to combine multiple operations in a single expression and understand operator precedence.</w:t>
             </w:r>
             <w:r>
               <w:rPr>
@@ -1432,7 +1432,7 @@
                 <w:sz w:val="20"/>
                 <w:szCs w:val="20"/>
               </w:rPr>
-              <w:t xml:space="preserve">Quick Check: Combine multiple operations in a single expression and understand operator precedence?</w:t>
+              <w:t xml:space="preserve">Describe the process to combine multiple operations in a single expression and understand operator precedence. What's the trickiest part?</w:t>
             </w:r>
             <w:r>
               <w:rPr>

--- a/Coding 1 - year/Unit 2 - Variables, Data Types & Expressions/Daily Lesson Plans/Word/Day 28.docx
+++ b/Coding 1 - year/Unit 2 - Variables, Data Types & Expressions/Daily Lesson Plans/Word/Day 28.docx
@@ -728,7 +728,7 @@
                 <w:sz w:val="20"/>
                 <w:szCs w:val="20"/>
               </w:rPr>
-              <w:t xml:space="preserve">    • Concatenation: "Hello" + " " + "World"</w:t>
+              <w:t xml:space="preserve">    • Parentheses (highest priority)</w:t>
             </w:r>
             <w:r>
               <w:rPr>
@@ -750,7 +750,7 @@
                 <w:sz w:val="20"/>
                 <w:szCs w:val="20"/>
               </w:rPr>
-              <w:t xml:space="preserve">    • Repetition: "Ha" * 3</w:t>
+              <w:t xml:space="preserve">    • Exponents (``)</w:t>
             </w:r>
             <w:r>
               <w:rPr>
@@ -772,7 +772,7 @@
                 <w:sz w:val="20"/>
                 <w:szCs w:val="20"/>
               </w:rPr>
-              <w:t xml:space="preserve">    • Indexing: "Python"[0]</w:t>
+              <w:t xml:space="preserve">    • Multiplication, Division (left to right)</w:t>
             </w:r>
             <w:r>
               <w:rPr>
@@ -794,7 +794,7 @@
                 <w:sz w:val="20"/>
                 <w:szCs w:val="20"/>
               </w:rPr>
-              <w:t xml:space="preserve">    • Slicing: "Python"[1:4]</w:t>
+              <w:t xml:space="preserve">    • Addition, Subtraction (left to right)</w:t>
             </w:r>
             <w:r>
               <w:rPr>
@@ -816,7 +816,7 @@
                 <w:sz w:val="20"/>
                 <w:szCs w:val="20"/>
               </w:rPr>
-              <w:t xml:space="preserve">    • Methods: "hello".upper()</w:t>
+              <w:t xml:space="preserve">    • Concatenation: "Hello" + " " + "World"</w:t>
             </w:r>
             <w:r>
               <w:rPr>
@@ -838,7 +838,7 @@
                 <w:sz w:val="20"/>
                 <w:szCs w:val="20"/>
               </w:rPr>
-              <w:t xml:space="preserve">    • Arithmetic requires numbers: "5" + 3 will error; use int("5") + 3 or "5" + str(3)</w:t>
+              <w:t xml:space="preserve">    • Repetition: "Ha" * 3</w:t>
             </w:r>
             <w:r>
               <w:rPr>
@@ -860,7 +860,7 @@
                 <w:sz w:val="20"/>
                 <w:szCs w:val="20"/>
               </w:rPr>
-              <w:t xml:space="preserve">    • Concatenation requires strings: "Score: " + str(95)</w:t>
+              <w:t xml:space="preserve">    • Indexing: "Python"[0]</w:t>
             </w:r>
             <w:r>
               <w:rPr>
@@ -882,7 +882,7 @@
                 <w:sz w:val="20"/>
                 <w:szCs w:val="20"/>
               </w:rPr>
-              <w:t xml:space="preserve">    • Comparisons: 5 &gt; "3" will error (can't compare int to string)</w:t>
+              <w:t xml:space="preserve">    • Slicing: "Python"[1:4]</w:t>
             </w:r>
             <w:r>
               <w:rPr>
